--- a/worksheets/PL_L05_LanguageReviewHQ_Worksheet.docx
+++ b/worksheets/PL_L05_LanguageReviewHQ_Worksheet.docx
@@ -544,7 +544,7 @@
                 <w:sz w:val="21"/>
                 <w:szCs w:val="21"/>
               </w:rPr>
-              <w:t>A quiz app runs successfully but awards every answer a mark. Is this evidence that the logic is correct? Explain.</w:t>
+              <w:t>A programmer wants readable source that is easy to update. Which language level usually suits this requirement, and why?</w:t>
             </w:r>
           </w:p>
           <w:tbl>
@@ -832,7 +832,7 @@
                 <w:sz w:val="21"/>
                 <w:szCs w:val="21"/>
               </w:rPr>
-              <w:t>Logic error</w:t>
+              <w:t>Run-time environment</w:t>
             </w:r>
           </w:p>
           <w:tbl>
@@ -1845,7 +1845,7 @@
                 <w:sz w:val="26"/>
                 <w:szCs w:val="26"/>
               </w:rPr>
-              <w:t>2   Representations</w:t>
+              <w:t>2   Source and execution</w:t>
             </w:r>
             <w:r>
               <w:rPr>
@@ -1978,7 +1978,7 @@
                 <w:sz w:val="21"/>
                 <w:szCs w:val="21"/>
               </w:rPr>
-              <w:t>Explain why assembly and machine code are both low-level.</w:t>
+              <w:t>Why can the CPU not execute a high-level source file directly?</w:t>
             </w:r>
           </w:p>
           <w:tbl>
@@ -2118,7 +2118,7 @@
                 <w:sz w:val="19"/>
                 <w:szCs w:val="19"/>
               </w:rPr>
-              <w:t>Source code / Machine code / Mnemonic</w:t>
+              <w:t>Translator / Machine code / Source code</w:t>
             </w:r>
           </w:p>
           <w:tbl>
@@ -2245,7 +2245,7 @@
                       <w:sz w:val="20"/>
                       <w:szCs w:val="20"/>
                     </w:rPr>
-                    <w:t>ADD as a readable instruction name</w:t>
+                    <w:t>Program text written by a programmer</w:t>
                   </w:r>
                 </w:p>
               </w:tc>
@@ -2316,7 +2316,7 @@
                       <w:sz w:val="20"/>
                       <w:szCs w:val="20"/>
                     </w:rPr>
-                    <w:t>Binary instructions for a CPU</w:t>
+                    <w:t>Binary instructions a CPU executes</w:t>
                   </w:r>
                 </w:p>
               </w:tc>
@@ -2387,7 +2387,7 @@
                       <w:sz w:val="20"/>
                       <w:szCs w:val="20"/>
                     </w:rPr>
-                    <w:t>Program text before translation</w:t>
+                    <w:t>Processes source for execution</w:t>
                   </w:r>
                 </w:p>
               </w:tc>
@@ -3157,7 +3157,7 @@
                       <w:sz w:val="20"/>
                       <w:szCs w:val="20"/>
                     </w:rPr>
-                    <w:t>Use source with an execution runtime</w:t>
+                    <w:t>Translate source on each run</w:t>
                   </w:r>
                 </w:p>
               </w:tc>
@@ -3208,7 +3208,7 @@
                 <w:sz w:val="21"/>
                 <w:szCs w:val="21"/>
               </w:rPr>
-              <w:t>A compiled app gives the wrong output. What is the best conclusion?</w:t>
+              <w:t>Which is a compiler benefit when distributing a finished program?</w:t>
             </w:r>
           </w:p>
           <w:tbl>
@@ -3331,7 +3331,7 @@
                 <w:sz w:val="26"/>
                 <w:szCs w:val="26"/>
               </w:rPr>
-              <w:t>4   IDE evidence</w:t>
+              <w:t>4   Editing and diagnostics</w:t>
             </w:r>
             <w:r>
               <w:rPr>
@@ -3464,7 +3464,7 @@
                 <w:sz w:val="21"/>
                 <w:szCs w:val="21"/>
               </w:rPr>
-              <w:t>Which tools would help you find why a total changes incorrectly?</w:t>
+              <w:t>How do the editor and diagnostics work together when an error is reported?</w:t>
             </w:r>
           </w:p>
           <w:tbl>
@@ -3604,7 +3604,7 @@
                 <w:sz w:val="19"/>
                 <w:szCs w:val="19"/>
               </w:rPr>
-              <w:t>Diagnostic message / Watch / Breakpoint / Auto-completion</w:t>
+              <w:t>Editor / Error diagnostics / Syntax highlighting / Auto-completion</w:t>
             </w:r>
           </w:p>
           <w:tbl>
@@ -3802,7 +3802,7 @@
                       <w:sz w:val="20"/>
                       <w:szCs w:val="20"/>
                     </w:rPr>
-                    <w:t>Pause at a selected line</w:t>
+                    <w:t>Distinguish keywords using colour</w:t>
                   </w:r>
                 </w:p>
               </w:tc>
@@ -3873,7 +3873,7 @@
                       <w:sz w:val="20"/>
                       <w:szCs w:val="20"/>
                     </w:rPr>
-                    <w:t>Inspect current variable values</w:t>
+                    <w:t>Explain a detected problem</w:t>
                   </w:r>
                 </w:p>
               </w:tc>
@@ -3944,7 +3944,7 @@
                       <w:sz w:val="20"/>
                       <w:szCs w:val="20"/>
                     </w:rPr>
-                    <w:t>Explain a detected syntax problem</w:t>
+                    <w:t>Change a source instruction</w:t>
                   </w:r>
                 </w:p>
               </w:tc>
@@ -4118,7 +4118,7 @@
                 <w:sz w:val="26"/>
                 <w:szCs w:val="26"/>
               </w:rPr>
-              <w:t>5   Interpreting a trace</w:t>
+              <w:t>5   Translation and running</w:t>
             </w:r>
             <w:r>
               <w:rPr>
@@ -4251,7 +4251,7 @@
                 <w:sz w:val="21"/>
                 <w:szCs w:val="21"/>
               </w:rPr>
-              <w:t>Trace 5 + 8, then subtract 4. What are the two results?</w:t>
+              <w:t>Which IDE facility translates source, and which lets you observe a running program?</w:t>
             </w:r>
           </w:p>
           <w:tbl>
@@ -4357,7 +4357,7 @@
                 <w:sz w:val="21"/>
                 <w:szCs w:val="21"/>
               </w:rPr>
-              <w:t>What is the working value after adding 8 to 5?</w:t>
+              <w:t>Which facility processes source instructions for execution?</w:t>
             </w:r>
           </w:p>
           <w:tbl>
@@ -4426,7 +4426,7 @@
                 <w:sz w:val="21"/>
                 <w:szCs w:val="21"/>
               </w:rPr>
-              <w:t>What is output after subtracting 4 from that result?</w:t>
+              <w:t>Which facility lets a programmer run a program and observe output?</w:t>
             </w:r>
           </w:p>
           <w:tbl>
@@ -4682,7 +4682,7 @@
                 <w:sz w:val="21"/>
                 <w:szCs w:val="21"/>
               </w:rPr>
-              <w:t>Improve “Use an IDE because it is good” with one specific example.</w:t>
+              <w:t>Improve “Use an IDE because it is good” for a programmer with a reported source error.</w:t>
             </w:r>
           </w:p>
           <w:tbl>
@@ -4788,7 +4788,7 @@
                 <w:sz w:val="21"/>
                 <w:szCs w:val="21"/>
               </w:rPr>
-              <w:t>Which response best explains an IDE benefit for investigating a wrong answer?</w:t>
+              <w:t>Which response explains a relevant IDE benefit?</w:t>
             </w:r>
           </w:p>
           <w:tbl>
@@ -4857,7 +4857,7 @@
                 <w:sz w:val="21"/>
                 <w:szCs w:val="21"/>
               </w:rPr>
-              <w:t>Select TWO habits that strengthen an exam explanation.</w:t>
+              <w:t>Select TWO useful parts of an explanation.</w:t>
             </w:r>
           </w:p>
           <w:p>
@@ -4874,7 +4874,7 @@
                 <w:sz w:val="19"/>
                 <w:szCs w:val="19"/>
               </w:rPr>
-              <w:t>□  Use a specific feature or characteristic</w:t>
+              <w:t>□  Name the relevant facility</w:t>
             </w:r>
           </w:p>
           <w:p>
@@ -4891,7 +4891,7 @@
                 <w:sz w:val="19"/>
                 <w:szCs w:val="19"/>
               </w:rPr>
-              <w:t>□  Repeat the question without adding a reason</w:t>
+              <w:t>□  Only repeat the question</w:t>
             </w:r>
           </w:p>
           <w:p>
@@ -4908,7 +4908,7 @@
                 <w:sz w:val="19"/>
                 <w:szCs w:val="19"/>
               </w:rPr>
-              <w:t>□  Link its effect to the scenario</w:t>
+              <w:t>□  Link its benefit to the problem</w:t>
             </w:r>
           </w:p>
           <w:p>
@@ -4925,7 +4925,7 @@
                 <w:sz w:val="19"/>
                 <w:szCs w:val="19"/>
               </w:rPr>
-              <w:t>□  Use “always” for every comparison</w:t>
+              <w:t>□  Claim the IDE fixes every error</w:t>
             </w:r>
           </w:p>
           <w:p>
@@ -5046,7 +5046,7 @@
                 <w:sz w:val="21"/>
                 <w:szCs w:val="21"/>
               </w:rPr>
-              <w:t>Recommend a tool or approach for each priority.</w:t>
+              <w:t>Recommend an approach or facility.</w:t>
             </w:r>
           </w:p>
           <w:p>
@@ -5080,7 +5080,7 @@
                 <w:sz w:val="19"/>
                 <w:szCs w:val="19"/>
               </w:rPr>
-              <w:t>Machine code / Breakpoint / High-level language / Interpreter</w:t>
+              <w:t>Run-time environment / Error diagnostics / High-level language / Interpreter</w:t>
             </w:r>
           </w:p>
           <w:tbl>
@@ -5207,7 +5207,7 @@
                       <w:sz w:val="20"/>
                       <w:szCs w:val="20"/>
                     </w:rPr>
-                    <w:t>Quickly test frequent source changes</w:t>
+                    <w:t>Quickly try frequent source edits</w:t>
                   </w:r>
                 </w:p>
               </w:tc>
@@ -5349,7 +5349,7 @@
                       <w:sz w:val="20"/>
                       <w:szCs w:val="20"/>
                     </w:rPr>
-                    <w:t>Pause before a suspected faulty line</w:t>
+                    <w:t>Describe a detected source problem</w:t>
                   </w:r>
                 </w:p>
               </w:tc>
@@ -5420,7 +5420,7 @@
                       <w:sz w:val="20"/>
                       <w:szCs w:val="20"/>
                     </w:rPr>
-                    <w:t>Execute instructions directly on a compatible CPU</w:t>
+                    <w:t>Run the program and see output</w:t>
                   </w:r>
                 </w:p>
               </w:tc>
@@ -5471,7 +5471,7 @@
                 <w:sz w:val="21"/>
                 <w:szCs w:val="21"/>
               </w:rPr>
-              <w:t>Select TWO accurate conclusions.</w:t>
+              <w:t>Select TWO accurate comparisons.</w:t>
             </w:r>
           </w:p>
           <w:p>
@@ -5488,7 +5488,7 @@
                 <w:sz w:val="19"/>
                 <w:szCs w:val="19"/>
               </w:rPr>
-              <w:t>□  Successful translation does not guarantee correct logic</w:t>
+              <w:t>□  Low-level code gives detailed hardware control</w:t>
             </w:r>
           </w:p>
           <w:p>
@@ -5522,7 +5522,7 @@
                 <w:sz w:val="19"/>
                 <w:szCs w:val="19"/>
               </w:rPr>
-              <w:t>□  Hardware compatibility matters for machine code</w:t>
+              <w:t>□  Compiled code can run again without source translation</w:t>
             </w:r>
           </w:p>
           <w:p>
@@ -5539,7 +5539,7 @@
                 <w:sz w:val="19"/>
                 <w:szCs w:val="19"/>
               </w:rPr>
-              <w:t>□  High-level source always runs unchanged anywhere</w:t>
+              <w:t>□  High-level source executes directly on the CPU</w:t>
             </w:r>
           </w:p>
           <w:p>
@@ -6636,7 +6636,7 @@
                 <w:sz w:val="21"/>
                 <w:szCs w:val="21"/>
               </w:rPr>
-              <w:t>c)  A bill is wrong even though the program runs. Explain how two IDE debugging facilities could help. [4]</w:t>
+              <w:t>c)  Explain how an editor and error diagnostics help a programmer correct source code. [4]</w:t>
             </w:r>
             <w:r>
               <w:rPr>
